--- a/WK3Assgn_Adhikari_R.docx
+++ b/WK3Assgn_Adhikari_R.docx
@@ -29,155 +29,92 @@
         <w:p/>
         <w:p>
           <w:pPr>
+            <w:jc w:val="center"/>
             <w:rPr>
-              <w:sz w:val="40"/>
-              <w:szCs w:val="40"/>
+              <w:b/>
+              <w:bCs/>
             </w:rPr>
           </w:pPr>
           <w:r>
             <w:rPr>
-              <w:sz w:val="40"/>
-              <w:szCs w:val="40"/>
+              <w:b/>
+              <w:bCs/>
             </w:rPr>
             <w:t>Interprofessional organizational and System leadership</w:t>
           </w:r>
         </w:p>
         <w:p>
           <w:pPr>
+            <w:jc w:val="center"/>
             <w:rPr>
-              <w:sz w:val="40"/>
-              <w:szCs w:val="40"/>
+              <w:b/>
+              <w:bCs/>
             </w:rPr>
           </w:pPr>
         </w:p>
         <w:p>
           <w:pPr>
-            <w:rPr>
-              <w:sz w:val="40"/>
-              <w:szCs w:val="40"/>
-            </w:rPr>
+            <w:jc w:val="center"/>
           </w:pPr>
           <w:r>
-            <w:rPr>
-              <w:sz w:val="40"/>
-              <w:szCs w:val="40"/>
-            </w:rPr>
             <w:t>NRSE-6053C</w:t>
           </w:r>
         </w:p>
         <w:p>
           <w:pPr>
-            <w:rPr>
-              <w:sz w:val="40"/>
-              <w:szCs w:val="40"/>
-            </w:rPr>
+            <w:jc w:val="center"/>
           </w:pPr>
         </w:p>
         <w:p>
           <w:pPr>
-            <w:rPr>
-              <w:sz w:val="40"/>
-              <w:szCs w:val="40"/>
-            </w:rPr>
+            <w:jc w:val="center"/>
           </w:pPr>
           <w:r>
-            <w:rPr>
-              <w:sz w:val="40"/>
-              <w:szCs w:val="40"/>
-            </w:rPr>
             <w:t>Professor: Jane E O’Rourke</w:t>
           </w:r>
         </w:p>
         <w:p>
           <w:pPr>
-            <w:rPr>
-              <w:sz w:val="40"/>
-              <w:szCs w:val="40"/>
-            </w:rPr>
+            <w:jc w:val="center"/>
           </w:pPr>
         </w:p>
         <w:p>
           <w:pPr>
-            <w:rPr>
-              <w:sz w:val="40"/>
-              <w:szCs w:val="40"/>
-            </w:rPr>
+            <w:jc w:val="center"/>
           </w:pPr>
           <w:r>
-            <w:rPr>
-              <w:sz w:val="40"/>
-              <w:szCs w:val="40"/>
-            </w:rPr>
             <w:t>Walden university</w:t>
           </w:r>
         </w:p>
         <w:p>
           <w:pPr>
-            <w:rPr>
-              <w:sz w:val="40"/>
-              <w:szCs w:val="40"/>
-            </w:rPr>
+            <w:jc w:val="center"/>
           </w:pPr>
         </w:p>
         <w:p>
           <w:pPr>
-            <w:rPr>
-              <w:sz w:val="40"/>
-              <w:szCs w:val="40"/>
-            </w:rPr>
+            <w:jc w:val="center"/>
           </w:pPr>
           <w:proofErr w:type="spellStart"/>
           <w:r>
-            <w:rPr>
-              <w:sz w:val="40"/>
-              <w:szCs w:val="40"/>
-            </w:rPr>
             <w:t>Ritu</w:t>
           </w:r>
           <w:proofErr w:type="spellEnd"/>
           <w:r>
-            <w:rPr>
-              <w:sz w:val="40"/>
-              <w:szCs w:val="40"/>
-            </w:rPr>
-            <w:t xml:space="preserve"> Adhikari </w:t>
+            <w:t xml:space="preserve"> Adhikari</w:t>
           </w:r>
         </w:p>
         <w:p>
           <w:pPr>
-            <w:rPr>
-              <w:sz w:val="40"/>
-              <w:szCs w:val="40"/>
-            </w:rPr>
+            <w:jc w:val="center"/>
           </w:pPr>
         </w:p>
         <w:p>
           <w:pPr>
-            <w:rPr>
-              <w:sz w:val="40"/>
-              <w:szCs w:val="40"/>
-            </w:rPr>
+            <w:jc w:val="center"/>
           </w:pPr>
           <w:r>
-            <w:rPr>
-              <w:sz w:val="40"/>
-              <w:szCs w:val="40"/>
-            </w:rPr>
-            <w:t>Date: 6/1</w:t>
-          </w:r>
-          <w:r>
-            <w:rPr>
-              <w:sz w:val="40"/>
-              <w:szCs w:val="40"/>
-            </w:rPr>
-            <w:t>8</w:t>
-          </w:r>
-          <w:r>
-            <w:rPr>
-              <w:sz w:val="40"/>
-              <w:szCs w:val="40"/>
-            </w:rPr>
-            <w:t>/2023</w:t>
+            <w:t>Date: 6/18/2023</w:t>
           </w:r>
         </w:p>
         <w:p>
@@ -193,38 +130,20 @@
             <w:br w:type="page"/>
           </w:r>
         </w:p>
+        <w:p>
+          <w:r>
+            <w:lastRenderedPageBreak/>
+            <w:t>Topic: …..</w:t>
+          </w:r>
+        </w:p>
+        <w:p/>
+        <w:p/>
       </w:sdtContent>
     </w:sdt>
     <w:p>
       <w:pPr>
-        <w:shd w:val="clear" w:color="auto" w:fill="FFFFFF"/>
-        <w:spacing w:before="100" w:beforeAutospacing="1" w:after="100" w:afterAutospacing="1"/>
-        <w:ind w:left="1095"/>
-        <w:rPr>
-          <w:rFonts w:ascii="Lato" w:hAnsi="Lato"/>
-          <w:color w:val="2D3B45"/>
-        </w:rPr>
-      </w:pPr>
-    </w:p>
-    <w:p>
-      <w:pPr>
-        <w:shd w:val="clear" w:color="auto" w:fill="FFFFFF"/>
-        <w:spacing w:before="100" w:beforeAutospacing="1" w:after="100" w:afterAutospacing="1" w:line="480" w:lineRule="auto"/>
-        <w:ind w:left="1095"/>
-        <w:rPr>
-          <w:rFonts w:ascii="Lato" w:hAnsi="Lato"/>
-          <w:color w:val="2D3B45"/>
-        </w:rPr>
-      </w:pPr>
-    </w:p>
-    <w:p>
-      <w:pPr>
-        <w:shd w:val="clear" w:color="auto" w:fill="FFFFFF"/>
-        <w:spacing w:before="100" w:beforeAutospacing="1" w:after="100" w:afterAutospacing="1" w:line="480" w:lineRule="auto"/>
-        <w:ind w:left="1095"/>
-        <w:rPr>
-          <w:color w:val="2D3B45"/>
-        </w:rPr>
+        <w:spacing w:line="480" w:lineRule="auto"/>
+        <w:jc w:val="both"/>
       </w:pPr>
       <w:r>
         <w:t xml:space="preserve">Nursing administration should focus more on retention because </w:t>
@@ -291,13 +210,7 @@
         <w:t>one’s</w:t>
       </w:r>
       <w:r>
-        <w:t xml:space="preserve"> job </w:t>
-      </w:r>
-      <w:r>
-        <w:t>(Gardiner et al., 2022)</w:t>
-      </w:r>
-      <w:r>
-        <w:t xml:space="preserve"> leading to turnover, moral distress</w:t>
+        <w:t xml:space="preserve"> job (Gardiner et al., 2022) leading to turnover, moral distress</w:t>
       </w:r>
       <w:r>
         <w:t>,</w:t>
@@ -336,49 +249,25 @@
         <w:t xml:space="preserve"> </w:t>
       </w:r>
       <w:r>
-        <w:t xml:space="preserve">First six months of their nursing career, </w:t>
-      </w:r>
-      <w:r>
-        <w:t>30% of nurses experience bullying</w:t>
-      </w:r>
-      <w:r>
-        <w:t xml:space="preserve">, </w:t>
-      </w:r>
-      <w:r>
-        <w:t xml:space="preserve">Burnout, and workplace incivility </w:t>
+        <w:t xml:space="preserve">First six months of their nursing career, 30% of nurses experience bullying, Burnout, and workplace incivility </w:t>
       </w:r>
       <w:r>
         <w:t>which</w:t>
       </w:r>
       <w:r>
-        <w:t xml:space="preserve"> is </w:t>
-      </w:r>
-      <w:r>
-        <w:t xml:space="preserve">associated with </w:t>
+        <w:t xml:space="preserve"> is associated with </w:t>
       </w:r>
       <w:r>
         <w:t xml:space="preserve">the </w:t>
       </w:r>
       <w:r>
-        <w:t>poor mental and overall health of n</w:t>
-      </w:r>
-      <w:r>
-        <w:t xml:space="preserve">ovice </w:t>
-      </w:r>
-      <w:r>
-        <w:t>nurses.</w:t>
-      </w:r>
-      <w:r>
-        <w:t xml:space="preserve"> </w:t>
+        <w:t xml:space="preserve">poor mental and overall health of novice nurses. </w:t>
       </w:r>
       <w:r>
         <w:t>(</w:t>
       </w:r>
       <w:r>
-        <w:t xml:space="preserve">Gardiner et al., 2022) </w:t>
-      </w:r>
-      <w:r>
-        <w:t xml:space="preserve">therefore, </w:t>
+        <w:t xml:space="preserve">Gardiner et al., 2022) therefore, </w:t>
       </w:r>
       <w:r>
         <w:t>the well-being</w:t>
@@ -393,58 +282,19 @@
         <w:t xml:space="preserve"> nurse retention as well as patient satisfaction and outcomes. </w:t>
       </w:r>
       <w:r>
-        <w:t xml:space="preserve">Formal </w:t>
-      </w:r>
-      <w:r>
-        <w:t xml:space="preserve">as well as </w:t>
-      </w:r>
-      <w:r>
-        <w:t xml:space="preserve">informal </w:t>
-      </w:r>
-      <w:r>
-        <w:t xml:space="preserve">approaches from both individuals and organizations </w:t>
-      </w:r>
-      <w:r>
-        <w:t xml:space="preserve">to support nurse transition and </w:t>
-      </w:r>
-      <w:r>
-        <w:t xml:space="preserve">assist in </w:t>
-      </w:r>
-      <w:r>
-        <w:t xml:space="preserve">practice fulfillment are key to </w:t>
-      </w:r>
-      <w:r>
-        <w:t xml:space="preserve">a smooth integration </w:t>
-      </w:r>
-      <w:r>
-        <w:t xml:space="preserve">into professional nursing roles and </w:t>
-      </w:r>
-      <w:r>
-        <w:t xml:space="preserve">guarantee </w:t>
-      </w:r>
-      <w:r>
-        <w:t>ongoing retention.</w:t>
-      </w:r>
-    </w:p>
-    <w:p>
-      <w:pPr>
-        <w:spacing w:line="480" w:lineRule="auto"/>
-      </w:pPr>
-      <w:r>
-        <w:t xml:space="preserve">The national shortage of the Nursing workforce has been exacerbated by the aging workforce. Older Nurses are leaving the workforce for various reasons such as financial reasons, they tend to retire early if they think that they have reached financial security for their retirement. Health </w:t>
+        <w:t>Formal as well as informal approaches from both individuals and organizations to support nurse transition and assist in practice fulfillment are key to a smooth integration into professional nursing roles and guarantee ongoing retention.</w:t>
+      </w:r>
+    </w:p>
+    <w:p>
+      <w:pPr>
+        <w:spacing w:line="480" w:lineRule="auto"/>
+      </w:pPr>
+      <w:r>
+        <w:t xml:space="preserve">The national shortage of the Nursing workforce has been exacerbated by the aging workforce. Older Nurses are leaving the workforce for various reasons such as financial reasons, they tend to retire early if they think that they have reached financial security for their retirement. Health concerns and family situations are the other reason they are retiring early. They must take care of their sick children or sick relative. Older nurses are vulnerable to the physical as well as mental demands of Nursing because Nursing is not easy physically and mentally and once you are old it </w:t>
       </w:r>
       <w:r>
         <w:lastRenderedPageBreak/>
-        <w:t xml:space="preserve">concerns and family situations are the other reason they are retiring early. They </w:t>
-      </w:r>
-      <w:r>
-        <w:t>must</w:t>
-      </w:r>
-      <w:r>
-        <w:t xml:space="preserve"> take care of their sick children or sick relative. Older nurses are vulnerable to the physical as well as mental demands of Nursing because Nursing is not easy physically and mentally and once you are old it will show on you. Rapid changes in technology also impact older nurses practice competence on top of heavy workloads and less physical and mental stamina. </w:t>
-      </w:r>
-      <w:r>
-        <w:t xml:space="preserve">All this </w:t>
+        <w:t xml:space="preserve">will show on you. Rapid changes in technology also impact older nurses practice competence on top of heavy workloads and less physical and mental stamina. All this </w:t>
       </w:r>
       <w:r>
         <w:t>led</w:t>
@@ -648,21 +498,7 @@
           <w:color w:val="2D3B45"/>
           <w:shd w:val="clear" w:color="auto" w:fill="FFFFFF"/>
         </w:rPr>
-        <w:t xml:space="preserve">, that </w:t>
-      </w:r>
-      <w:r>
-        <w:rPr>
-          <w:color w:val="2D3B45"/>
-          <w:shd w:val="clear" w:color="auto" w:fill="FFFFFF"/>
-        </w:rPr>
-        <w:t>current healthcare pushes toward a business model approach to healthcare because it's not about patient experience but about how to make more money by using limited resources</w:t>
-      </w:r>
-      <w:r>
-        <w:rPr>
-          <w:color w:val="2D3B45"/>
-          <w:shd w:val="clear" w:color="auto" w:fill="FFFFFF"/>
-        </w:rPr>
-        <w:t xml:space="preserve">. </w:t>
+        <w:t xml:space="preserve">, that current healthcare pushes toward a business model approach to healthcare because it's not about patient experience but about how to make more money by using limited resources. </w:t>
       </w:r>
     </w:p>
     <w:p>
@@ -697,24 +533,31 @@
           <w:szCs w:val="28"/>
           <w:shd w:val="clear" w:color="auto" w:fill="FFFFFF"/>
         </w:rPr>
+        <w:t>Ethical Critique</w:t>
+      </w:r>
+    </w:p>
+    <w:p>
+      <w:pPr>
+        <w:spacing w:line="480" w:lineRule="auto"/>
+        <w:rPr>
+          <w:color w:val="2D3B45"/>
+          <w:shd w:val="clear" w:color="auto" w:fill="FFFFFF"/>
+        </w:rPr>
+      </w:pPr>
+      <w:r>
+        <w:rPr>
+          <w:color w:val="2D3B45"/>
+          <w:shd w:val="clear" w:color="auto" w:fill="FFFFFF"/>
+        </w:rPr>
+        <w:t xml:space="preserve">Milliken asserts it is vital that nurses should recognize and address ethical issues when they arise. One way to empower nurses so that they can act as moral agents and provide patients with safe </w:t>
+      </w:r>
+      <w:r>
+        <w:rPr>
+          <w:color w:val="2D3B45"/>
+          <w:shd w:val="clear" w:color="auto" w:fill="FFFFFF"/>
+        </w:rPr>
         <w:lastRenderedPageBreak/>
-        <w:t>Ethical Critique</w:t>
-      </w:r>
-    </w:p>
-    <w:p>
-      <w:pPr>
-        <w:spacing w:line="480" w:lineRule="auto"/>
-        <w:rPr>
-          <w:color w:val="2D3B45"/>
-          <w:shd w:val="clear" w:color="auto" w:fill="FFFFFF"/>
-        </w:rPr>
-      </w:pPr>
-      <w:r>
-        <w:rPr>
-          <w:color w:val="2D3B45"/>
-          <w:shd w:val="clear" w:color="auto" w:fill="FFFFFF"/>
-        </w:rPr>
-        <w:t xml:space="preserve">Milliken asserts it is vital that nurses should recognize and address ethical issues when they arise. One way to empower nurses so that they can act as moral agents and provide patients with safe and ethical care is by developing ethical awareness. To call a nursing action to be ethical its aim should be to promote nursing goals according to patient wishes. </w:t>
+        <w:t xml:space="preserve">and ethical care is by developing ethical awareness. To call a nursing action to be ethical its aim should be to promote nursing goals according to patient wishes. </w:t>
       </w:r>
     </w:p>
     <w:p>
@@ -730,30 +573,10 @@
           <w:color w:val="000000"/>
           <w:shd w:val="clear" w:color="auto" w:fill="FFFFFF"/>
         </w:rPr>
-        <w:t>The four main principles of ethics</w:t>
-      </w:r>
-      <w:r>
-        <w:rPr>
-          <w:color w:val="000000"/>
-          <w:shd w:val="clear" w:color="auto" w:fill="FFFFFF"/>
-        </w:rPr>
-        <w:t xml:space="preserve"> are </w:t>
-      </w:r>
-      <w:r>
-        <w:rPr>
-          <w:color w:val="000000"/>
-          <w:shd w:val="clear" w:color="auto" w:fill="FFFFFF"/>
-        </w:rPr>
-        <w:t>autonomy, beneficence, justice, and non-maleficence.</w:t>
-      </w:r>
-      <w:r>
-        <w:t xml:space="preserve"> </w:t>
-      </w:r>
-      <w:r>
-        <w:t>(Haddad &amp; Geiger, 2022)</w:t>
-      </w:r>
-      <w:r>
-        <w:t xml:space="preserve"> In other words, no harm should be done to the patient, it </w:t>
+        <w:t>The four main principles of ethics are autonomy, beneficence, justice, and non-maleficence.</w:t>
+      </w:r>
+      <w:r>
+        <w:t xml:space="preserve"> (Haddad &amp; Geiger, 2022) In other words, no harm should be done to the patient, it </w:t>
       </w:r>
       <w:r>
         <w:t>must</w:t>
@@ -864,7 +687,44 @@
           <w:color w:val="2D3B45"/>
           <w:shd w:val="clear" w:color="auto" w:fill="FFFFFF"/>
         </w:rPr>
-        <w:t xml:space="preserve">thinking I will complete my charting and take a mental break for a few minutes. Before all that happened, my charge nurse came to me and said that I am getting </w:t>
+        <w:t xml:space="preserve">thinking I will complete my charting and take a mental break for a few minutes. Before all that happened, my charge nurse came to me and said that I am getting another patient who got TPA and is bleeding from everywhere, he is declining, and I </w:t>
+      </w:r>
+      <w:proofErr w:type="gramStart"/>
+      <w:r>
+        <w:rPr>
+          <w:color w:val="2D3B45"/>
+          <w:shd w:val="clear" w:color="auto" w:fill="FFFFFF"/>
+        </w:rPr>
+        <w:t>have to</w:t>
+      </w:r>
+      <w:proofErr w:type="gramEnd"/>
+      <w:r>
+        <w:rPr>
+          <w:color w:val="2D3B45"/>
+          <w:shd w:val="clear" w:color="auto" w:fill="FFFFFF"/>
+        </w:rPr>
+        <w:t xml:space="preserve"> rush to that room now because we don’t have nurses to take that patient. For the first time in my Nursing </w:t>
+      </w:r>
+      <w:r>
+        <w:rPr>
+          <w:color w:val="2D3B45"/>
+          <w:shd w:val="clear" w:color="auto" w:fill="FFFFFF"/>
+        </w:rPr>
+        <w:t>career</w:t>
+      </w:r>
+      <w:r>
+        <w:rPr>
+          <w:color w:val="2D3B45"/>
+          <w:shd w:val="clear" w:color="auto" w:fill="FFFFFF"/>
+        </w:rPr>
+        <w:t>, I was teary in the unit, but I control myself and went to see my other patient wh</w:t>
+      </w:r>
+      <w:r>
+        <w:rPr>
+          <w:color w:val="2D3B45"/>
+          <w:shd w:val="clear" w:color="auto" w:fill="FFFFFF"/>
+        </w:rPr>
+        <w:t xml:space="preserve">o </w:t>
       </w:r>
       <w:r>
         <w:rPr>
@@ -872,50 +732,6 @@
           <w:shd w:val="clear" w:color="auto" w:fill="FFFFFF"/>
         </w:rPr>
         <w:lastRenderedPageBreak/>
-        <w:t xml:space="preserve">another patient who got TPA and is bleeding from everywhere, he is declining, and I </w:t>
-      </w:r>
-      <w:proofErr w:type="gramStart"/>
-      <w:r>
-        <w:rPr>
-          <w:color w:val="2D3B45"/>
-          <w:shd w:val="clear" w:color="auto" w:fill="FFFFFF"/>
-        </w:rPr>
-        <w:t>have to</w:t>
-      </w:r>
-      <w:proofErr w:type="gramEnd"/>
-      <w:r>
-        <w:rPr>
-          <w:color w:val="2D3B45"/>
-          <w:shd w:val="clear" w:color="auto" w:fill="FFFFFF"/>
-        </w:rPr>
-        <w:t xml:space="preserve"> rush to that room now because we don’t have nurses to take that patient. For the first time in my Nursing </w:t>
-      </w:r>
-      <w:r>
-        <w:rPr>
-          <w:color w:val="2D3B45"/>
-          <w:shd w:val="clear" w:color="auto" w:fill="FFFFFF"/>
-        </w:rPr>
-        <w:t>career</w:t>
-      </w:r>
-      <w:r>
-        <w:rPr>
-          <w:color w:val="2D3B45"/>
-          <w:shd w:val="clear" w:color="auto" w:fill="FFFFFF"/>
-        </w:rPr>
-        <w:t>, I was teary in the unit, but I control myself and went to see my other patient wh</w:t>
-      </w:r>
-      <w:r>
-        <w:rPr>
-          <w:color w:val="2D3B45"/>
-          <w:shd w:val="clear" w:color="auto" w:fill="FFFFFF"/>
-        </w:rPr>
-        <w:t xml:space="preserve">o </w:t>
-      </w:r>
-      <w:r>
-        <w:rPr>
-          <w:color w:val="2D3B45"/>
-          <w:shd w:val="clear" w:color="auto" w:fill="FFFFFF"/>
-        </w:rPr>
         <w:t xml:space="preserve">was </w:t>
       </w:r>
       <w:r>
@@ -1124,7 +940,11 @@
         <w:t>ergonomically</w:t>
       </w:r>
       <w:r>
-        <w:t xml:space="preserve"> designed to save physical energy and prevent injuries. Human resources </w:t>
+        <w:t xml:space="preserve"> designed to save physical energy and prevent injuries. Human </w:t>
+      </w:r>
+      <w:r>
+        <w:lastRenderedPageBreak/>
+        <w:t xml:space="preserve">resources </w:t>
       </w:r>
       <w:r>
         <w:t>to be more</w:t>
@@ -1168,10 +988,7 @@
         <w:t>part-time</w:t>
       </w:r>
       <w:r>
-        <w:t xml:space="preserve"> </w:t>
-      </w:r>
-      <w:r>
-        <w:t>(</w:t>
+        <w:t xml:space="preserve"> (</w:t>
       </w:r>
       <w:proofErr w:type="spellStart"/>
       <w:r>
@@ -1387,7 +1204,6 @@
         <w:ind w:left="567" w:hanging="567"/>
       </w:pPr>
       <w:r>
-        <w:lastRenderedPageBreak/>
         <w:t xml:space="preserve"> </w:t>
       </w:r>
       <w:hyperlink r:id="rId7" w:history="1">
@@ -1409,6 +1225,7 @@
         <w:ind w:left="567" w:hanging="567"/>
       </w:pPr>
       <w:r>
+        <w:lastRenderedPageBreak/>
         <w:t xml:space="preserve">Global nurse shortage could reach 13 million by 2030. (n.d.). </w:t>
       </w:r>
       <w:hyperlink r:id="rId8" w:history="1">
